--- a/generador/plantillas/20_Solicitud_cotizacion_renovacion.docx
+++ b/generador/plantillas/20_Solicitud_cotizacion_renovacion.docx
@@ -158,7 +158,7 @@
           <w:sz w:val="22"/>
           <w:szCs w:val="22"/>
         </w:rPr>
-        <w:t xml:space="preserve">Solicitud de cotización para el nuevo período — renovación del contrato Nro. {contratoAnterior}</w:t>
+        <w:t xml:space="preserve">Solicitud de cotización para el nuevo período — renovación del contrato Nro. {contratoNro}</w:t>
       </w:r>
     </w:p>
     <w:p>
@@ -206,7 +206,7 @@
           <w:sz w:val="22"/>
           <w:szCs w:val="22"/>
         </w:rPr>
-        <w:t xml:space="preserve">{contratoAnterior}</w:t>
+        <w:t xml:space="preserve">{contratoNro}</w:t>
       </w:r>
       <w:r>
         <w:rPr>
@@ -232,7 +232,7 @@
           <w:sz w:val="22"/>
           <w:szCs w:val="22"/>
         </w:rPr>
-        <w:t xml:space="preserve">», con vigencia hasta el {fechaFinAnterior}.</w:t>
+        <w:t xml:space="preserve">», con vigencia hasta el {fechaFin}.</w:t>
       </w:r>
     </w:p>
     <w:p>

--- a/generador/plantillas/20_Solicitud_cotizacion_renovacion.docx
+++ b/generador/plantillas/20_Solicitud_cotizacion_renovacion.docx
@@ -812,7 +812,7 @@
           <w:sz w:val="22"/>
           <w:szCs w:val="22"/>
         </w:rPr>
-        <w:t xml:space="preserve">Administrador/a Contador/a</w:t>
+        <w:t xml:space="preserve">{AdminContador}</w:t>
       </w:r>
     </w:p>
     <w:p>
